--- a/docs/操作手册.docx
+++ b/docs/操作手册.docx
@@ -23,7 +23,7 @@
         <w:rPr>
           <w:sz w:val="21"/>
         </w:rPr>
-        <w:t>日期：2026-09-15</w:t>
+        <w:t>日期：2026-09-20</w:t>
       </w:r>
     </w:p>
     <w:p>
@@ -502,6 +502,76 @@
       </w:r>
     </w:p>
     <w:p>
+      <w:r>
+        <w:rPr>
+          <w:sz w:val="21"/>
+        </w:rPr>
+        <w:t>软件运行于</w:t>
+      </w:r>
+      <w:r>
+        <w:rPr>
+          <w:b/>
+          <w:sz w:val="21"/>
+        </w:rPr>
+        <w:t>产线触屏 Kiosk 模式</w:t>
+      </w:r>
+      <w:r>
+        <w:rPr>
+          <w:sz w:val="21"/>
+        </w:rPr>
+        <w:t xml:space="preserve">：主窗口全屏无边框，系统顶栏与左侧坞自动隐藏，顶部菜单栏不可见；按 </w:t>
+      </w:r>
+      <w:r>
+        <w:rPr>
+          <w:rFonts w:ascii="Consolas" w:hAnsi="Consolas" w:eastAsia="Consolas"/>
+          <w:color w:val="C7254E"/>
+          <w:sz w:val="19"/>
+          <w:shd w:val="clear" w:color="auto" w:fill="F6F8FA"/>
+        </w:rPr>
+        <w:t>F11</w:t>
+      </w:r>
+      <w:r>
+        <w:rPr>
+          <w:sz w:val="21"/>
+        </w:rPr>
+        <w:t xml:space="preserve"> 切换全屏/窗口模式（手动退出全屏后 60 秒内不自动回全屏，便于维护），窗口最底部状态栏实时显示电池电量与 WiFi 信号强度。</w:t>
+      </w:r>
+    </w:p>
+    <w:p>
+      <w:r>
+        <w:rPr>
+          <w:sz w:val="21"/>
+        </w:rPr>
+        <w:t>登录后：管理员默认进入</w:t>
+      </w:r>
+      <w:r>
+        <w:rPr>
+          <w:b/>
+          <w:sz w:val="21"/>
+        </w:rPr>
+        <w:t>管理页面</w:t>
+      </w:r>
+      <w:r>
+        <w:rPr>
+          <w:sz w:val="21"/>
+        </w:rPr>
+        <w:t>，操作员默认进入</w:t>
+      </w:r>
+      <w:r>
+        <w:rPr>
+          <w:b/>
+          <w:sz w:val="21"/>
+        </w:rPr>
+        <w:t>执行页面</w:t>
+      </w:r>
+      <w:r>
+        <w:rPr>
+          <w:sz w:val="21"/>
+        </w:rPr>
+        <w:t>。</w:t>
+      </w:r>
+    </w:p>
+    <w:p>
       <w:pPr>
         <w:spacing w:before="120" w:after="120"/>
         <w:pBdr>
@@ -554,7 +624,7 @@
         <w:rPr>
           <w:sz w:val="21"/>
         </w:rPr>
-        <w:t xml:space="preserve">  •  底部（机器人状态栏）</w:t>
+        <w:t xml:space="preserve">  •  底部（机器人状态栏；窗口最底部的系统状态栏显示电池电量与 WiFi 信号强度）</w:t>
       </w:r>
     </w:p>
     <w:p>
@@ -1700,7 +1770,7 @@
         <w:pStyle w:val="Heading4"/>
       </w:pPr>
       <w:r>
-        <w:t>新增序列</w:t>
+        <w:t>新建测试计划（PLAN）</w:t>
       </w:r>
     </w:p>
     <w:p>
@@ -1708,7 +1778,7 @@
         <w:rPr>
           <w:sz w:val="21"/>
         </w:rPr>
-        <w:t xml:space="preserve">    •  选中计划节点</w:t>
+        <w:t xml:space="preserve">    •  工具栏点击【新建计划】</w:t>
       </w:r>
     </w:p>
     <w:p>
@@ -1716,7 +1786,7 @@
         <w:rPr>
           <w:sz w:val="21"/>
         </w:rPr>
-        <w:t xml:space="preserve">    •  点击【新增序列】</w:t>
+        <w:t xml:space="preserve">    •  输入计划名称并确定</w:t>
       </w:r>
     </w:p>
     <w:p>
@@ -1724,7 +1794,15 @@
         <w:rPr>
           <w:sz w:val="21"/>
         </w:rPr>
-        <w:t xml:space="preserve">    •  输入序列名称</w:t>
+        <w:t xml:space="preserve">    •  树中出现 PLAN 根节点（显示计划名、序列数与用例数）</w:t>
+      </w:r>
+    </w:p>
+    <w:p>
+      <w:r>
+        <w:rPr>
+          <w:sz w:val="21"/>
+        </w:rPr>
+        <w:t xml:space="preserve">    •  之后可连续执行「新增序列 → 新增用例」搭建用例结构</w:t>
       </w:r>
     </w:p>
     <w:p>
@@ -1732,7 +1810,7 @@
         <w:pStyle w:val="Heading4"/>
       </w:pPr>
       <w:r>
-        <w:t>新增用例</w:t>
+        <w:t>新增序列</w:t>
       </w:r>
     </w:p>
     <w:p>
@@ -1740,7 +1818,7 @@
         <w:rPr>
           <w:sz w:val="21"/>
         </w:rPr>
-        <w:t xml:space="preserve">    •  选中目标序列</w:t>
+        <w:t xml:space="preserve">    •  点击工具栏【新增序列】</w:t>
       </w:r>
     </w:p>
     <w:p>
@@ -1748,7 +1826,7 @@
         <w:rPr>
           <w:sz w:val="21"/>
         </w:rPr>
-        <w:t xml:space="preserve">    •  点击【新增用例】</w:t>
+        <w:t xml:space="preserve">    •  输入序列名称并确定</w:t>
       </w:r>
     </w:p>
     <w:p>
@@ -1756,7 +1834,562 @@
         <w:rPr>
           <w:sz w:val="21"/>
         </w:rPr>
-        <w:t xml:space="preserve">    •  在弹出的编辑窗口配置用例</w:t>
+        <w:t xml:space="preserve">    •  新序列自动添加到计划末尾，显示为「序列N　名称（0 用例）」</w:t>
+      </w:r>
+    </w:p>
+    <w:p>
+      <w:pPr>
+        <w:pStyle w:val="Heading4"/>
+      </w:pPr>
+      <w:r>
+        <w:t>新增用例</w:t>
+      </w:r>
+    </w:p>
+    <w:p>
+      <w:r>
+        <w:rPr>
+          <w:sz w:val="21"/>
+        </w:rPr>
+        <w:t xml:space="preserve">    •  先在树中</w:t>
+      </w:r>
+      <w:r>
+        <w:rPr>
+          <w:b/>
+          <w:sz w:val="21"/>
+        </w:rPr>
+        <w:t>选中目标序列</w:t>
+      </w:r>
+      <w:r>
+        <w:rPr>
+          <w:sz w:val="21"/>
+        </w:rPr>
+        <w:t>（点击序列行）</w:t>
+      </w:r>
+    </w:p>
+    <w:p>
+      <w:r>
+        <w:rPr>
+          <w:sz w:val="21"/>
+        </w:rPr>
+        <w:t xml:space="preserve">    •  点击工具栏【新增用例】</w:t>
+      </w:r>
+    </w:p>
+    <w:p>
+      <w:r>
+        <w:rPr>
+          <w:sz w:val="21"/>
+        </w:rPr>
+        <w:t xml:space="preserve">    •  在弹出的编辑窗口配置用例（见下节「用例编辑」）</w:t>
+      </w:r>
+    </w:p>
+    <w:p>
+      <w:r>
+        <w:rPr>
+          <w:sz w:val="21"/>
+        </w:rPr>
+        <w:t xml:space="preserve">    •  点击确定，用例添加到当前序列末尾</w:t>
+      </w:r>
+    </w:p>
+    <w:p>
+      <w:pPr>
+        <w:pStyle w:val="Heading4"/>
+      </w:pPr>
+      <w:r>
+        <w:t>修改（编辑）</w:t>
+      </w:r>
+    </w:p>
+    <w:p>
+      <w:r>
+        <w:rPr>
+          <w:b/>
+          <w:sz w:val="21"/>
+        </w:rPr>
+        <w:t>修改序列名称：</w:t>
+      </w:r>
+    </w:p>
+    <w:p>
+      <w:r>
+        <w:rPr>
+          <w:sz w:val="21"/>
+        </w:rPr>
+        <w:t xml:space="preserve">    •  选中序列行 → 点击工具栏【编辑】</w:t>
+      </w:r>
+    </w:p>
+    <w:p>
+      <w:r>
+        <w:rPr>
+          <w:sz w:val="21"/>
+        </w:rPr>
+        <w:t xml:space="preserve">    •  输入新序列名称并确定</w:t>
+      </w:r>
+    </w:p>
+    <w:p>
+      <w:r>
+        <w:rPr>
+          <w:b/>
+          <w:sz w:val="21"/>
+        </w:rPr>
+        <w:t>修改用例：</w:t>
+      </w:r>
+    </w:p>
+    <w:p>
+      <w:r>
+        <w:rPr>
+          <w:sz w:val="21"/>
+        </w:rPr>
+        <w:t xml:space="preserve">    •  选中用例行 → 点击工具栏【编辑】</w:t>
+      </w:r>
+    </w:p>
+    <w:p>
+      <w:r>
+        <w:rPr>
+          <w:sz w:val="21"/>
+        </w:rPr>
+        <w:t xml:space="preserve">    •  弹出用例编辑窗口，可修改名称、类型、脚本、参数、判定、超时、重试、跳过等所有配置</w:t>
+      </w:r>
+    </w:p>
+    <w:p>
+      <w:r>
+        <w:rPr>
+          <w:sz w:val="21"/>
+        </w:rPr>
+        <w:t xml:space="preserve">    •  点击确定保存</w:t>
+      </w:r>
+    </w:p>
+    <w:p>
+      <w:pPr>
+        <w:pStyle w:val="Heading4"/>
+      </w:pPr>
+      <w:r>
+        <w:t>删除</w:t>
+      </w:r>
+    </w:p>
+    <w:p>
+      <w:r>
+        <w:rPr>
+          <w:b/>
+          <w:sz w:val="21"/>
+        </w:rPr>
+        <w:t>删除序列：</w:t>
+      </w:r>
+    </w:p>
+    <w:p>
+      <w:r>
+        <w:rPr>
+          <w:sz w:val="21"/>
+        </w:rPr>
+        <w:t xml:space="preserve">    •  选中序列行 → 点击工具栏【删除】</w:t>
+      </w:r>
+    </w:p>
+    <w:p>
+      <w:r>
+        <w:rPr>
+          <w:sz w:val="21"/>
+        </w:rPr>
+        <w:t xml:space="preserve">    •  出现确认提示「删除该序列及其所有用例？」</w:t>
+      </w:r>
+    </w:p>
+    <w:p>
+      <w:r>
+        <w:rPr>
+          <w:sz w:val="21"/>
+        </w:rPr>
+        <w:t xml:space="preserve">    •  确认后该序列及其下所有用例一并删除</w:t>
+      </w:r>
+    </w:p>
+    <w:p>
+      <w:r>
+        <w:rPr>
+          <w:b/>
+          <w:sz w:val="21"/>
+        </w:rPr>
+        <w:t>删除单个用例：</w:t>
+      </w:r>
+    </w:p>
+    <w:p>
+      <w:r>
+        <w:rPr>
+          <w:sz w:val="21"/>
+        </w:rPr>
+        <w:t xml:space="preserve">    •  选中用例行 → 点击工具栏【删除】</w:t>
+      </w:r>
+    </w:p>
+    <w:p>
+      <w:r>
+        <w:rPr>
+          <w:sz w:val="21"/>
+        </w:rPr>
+        <w:t xml:space="preserve">    •  确认后仅删除该用例</w:t>
+      </w:r>
+    </w:p>
+    <w:p>
+      <w:r>
+        <w:rPr>
+          <w:b/>
+          <w:sz w:val="21"/>
+        </w:rPr>
+        <w:t>删除计划：</w:t>
+      </w:r>
+      <w:r>
+        <w:rPr>
+          <w:sz w:val="21"/>
+        </w:rPr>
+        <w:t xml:space="preserve"> 工具栏【删除计划】删除当前计划文件。</w:t>
+      </w:r>
+    </w:p>
+    <w:p>
+      <w:pPr>
+        <w:pStyle w:val="Heading4"/>
+      </w:pPr>
+      <w:r>
+        <w:t>排序（上移 / 下移）</w:t>
+      </w:r>
+    </w:p>
+    <w:p>
+      <w:r>
+        <w:rPr>
+          <w:sz w:val="21"/>
+        </w:rPr>
+        <w:t>在树中右键序列或用例，选择【上移】/【下移】可调整执行顺序：</w:t>
+      </w:r>
+    </w:p>
+    <w:p>
+      <w:r>
+        <w:rPr>
+          <w:sz w:val="21"/>
+        </w:rPr>
+        <w:t xml:space="preserve">  •  用例：仅在当前序列内上下移动</w:t>
+      </w:r>
+    </w:p>
+    <w:p>
+      <w:r>
+        <w:rPr>
+          <w:sz w:val="21"/>
+        </w:rPr>
+        <w:t xml:space="preserve">  •  序列：在计划内上下移动整个序列</w:t>
+      </w:r>
+    </w:p>
+    <w:p>
+      <w:pPr>
+        <w:pStyle w:val="Heading4"/>
+      </w:pPr>
+      <w:r>
+        <w:t>拖拽移动用例（无需复制粘贴）</w:t>
+      </w:r>
+    </w:p>
+    <w:p>
+      <w:r>
+        <w:rPr>
+          <w:sz w:val="21"/>
+        </w:rPr>
+        <w:t>支持直接把用例</w:t>
+      </w:r>
+      <w:r>
+        <w:rPr>
+          <w:b/>
+          <w:sz w:val="21"/>
+        </w:rPr>
+        <w:t>从一个序列拖到另一个序列</w:t>
+      </w:r>
+      <w:r>
+        <w:rPr>
+          <w:sz w:val="21"/>
+        </w:rPr>
+        <w:t>，也可在同一序列内拖动调整顺序：</w:t>
+      </w:r>
+    </w:p>
+    <w:p>
+      <w:r>
+        <w:rPr>
+          <w:sz w:val="21"/>
+        </w:rPr>
+        <w:t xml:space="preserve">    •  在树中</w:t>
+      </w:r>
+      <w:r>
+        <w:rPr>
+          <w:b/>
+          <w:sz w:val="21"/>
+        </w:rPr>
+        <w:t>选中要移动的用例</w:t>
+      </w:r>
+      <w:r>
+        <w:rPr>
+          <w:sz w:val="21"/>
+        </w:rPr>
+        <w:t xml:space="preserve">（可按住 </w:t>
+      </w:r>
+      <w:r>
+        <w:rPr>
+          <w:rFonts w:ascii="Consolas" w:hAnsi="Consolas" w:eastAsia="Consolas"/>
+          <w:color w:val="C7254E"/>
+          <w:sz w:val="19"/>
+          <w:shd w:val="clear" w:color="auto" w:fill="F6F8FA"/>
+        </w:rPr>
+        <w:t>Ctrl</w:t>
+      </w:r>
+      <w:r>
+        <w:rPr>
+          <w:sz w:val="21"/>
+        </w:rPr>
+        <w:t xml:space="preserve"> 多选多个用例）</w:t>
+      </w:r>
+    </w:p>
+    <w:p>
+      <w:r>
+        <w:rPr>
+          <w:sz w:val="21"/>
+        </w:rPr>
+        <w:t xml:space="preserve">    •  按住鼠标左键</w:t>
+      </w:r>
+      <w:r>
+        <w:rPr>
+          <w:b/>
+          <w:sz w:val="21"/>
+        </w:rPr>
+        <w:t>拖动</w:t>
+      </w:r>
+      <w:r>
+        <w:rPr>
+          <w:sz w:val="21"/>
+        </w:rPr>
+        <w:t>到目标位置</w:t>
+      </w:r>
+    </w:p>
+    <w:p>
+      <w:r>
+        <w:rPr>
+          <w:sz w:val="21"/>
+        </w:rPr>
+        <w:t xml:space="preserve">    •  松开鼠标完成移动：</w:t>
+      </w:r>
+    </w:p>
+    <w:tbl>
+      <w:tblPr>
+        <w:tblStyle w:val="TableGrid"/>
+        <w:tblW w:type="auto" w:w="0"/>
+        <w:jc w:val="center"/>
+        <w:tblLook w:firstColumn="1" w:firstRow="1" w:lastColumn="0" w:lastRow="0" w:noHBand="0" w:noVBand="1" w:val="04A0"/>
+      </w:tblPr>
+      <w:tblGrid>
+        <w:gridCol w:w="4680"/>
+        <w:gridCol w:w="4680"/>
+      </w:tblGrid>
+      <w:tr>
+        <w:tc>
+          <w:tcPr>
+            <w:tcW w:type="dxa" w:w="4680"/>
+            <w:shd w:fill="E8ECF0"/>
+          </w:tcPr>
+          <w:p>
+            <w:r/>
+            <w:r>
+              <w:rPr>
+                <w:b/>
+                <w:sz w:val="18"/>
+              </w:rPr>
+              <w:t>拖动到</w:t>
+            </w:r>
+          </w:p>
+        </w:tc>
+        <w:tc>
+          <w:tcPr>
+            <w:tcW w:type="dxa" w:w="4680"/>
+            <w:shd w:fill="E8ECF0"/>
+          </w:tcPr>
+          <w:p>
+            <w:r/>
+            <w:r>
+              <w:rPr>
+                <w:b/>
+                <w:sz w:val="18"/>
+              </w:rPr>
+              <w:t>结果</w:t>
+            </w:r>
+          </w:p>
+        </w:tc>
+      </w:tr>
+      <w:tr>
+        <w:tc>
+          <w:tcPr>
+            <w:tcW w:type="dxa" w:w="4680"/>
+          </w:tcPr>
+          <w:p>
+            <w:r/>
+            <w:r>
+              <w:rPr>
+                <w:sz w:val="18"/>
+              </w:rPr>
+              <w:t>目标序列的序列行</w:t>
+            </w:r>
+          </w:p>
+        </w:tc>
+        <w:tc>
+          <w:tcPr>
+            <w:tcW w:type="dxa" w:w="4680"/>
+          </w:tcPr>
+          <w:p>
+            <w:r/>
+            <w:r>
+              <w:rPr>
+                <w:sz w:val="18"/>
+              </w:rPr>
+              <w:t>追加到该序列末尾</w:t>
+            </w:r>
+          </w:p>
+        </w:tc>
+      </w:tr>
+      <w:tr>
+        <w:tc>
+          <w:tcPr>
+            <w:tcW w:type="dxa" w:w="4680"/>
+          </w:tcPr>
+          <w:p>
+            <w:r/>
+            <w:r>
+              <w:rPr>
+                <w:sz w:val="18"/>
+              </w:rPr>
+              <w:t>目标序列内某用例行的上半部分</w:t>
+            </w:r>
+          </w:p>
+        </w:tc>
+        <w:tc>
+          <w:tcPr>
+            <w:tcW w:type="dxa" w:w="4680"/>
+          </w:tcPr>
+          <w:p>
+            <w:r/>
+            <w:r>
+              <w:rPr>
+                <w:sz w:val="18"/>
+              </w:rPr>
+              <w:t>插入到该用例之前</w:t>
+            </w:r>
+          </w:p>
+        </w:tc>
+      </w:tr>
+      <w:tr>
+        <w:tc>
+          <w:tcPr>
+            <w:tcW w:type="dxa" w:w="4680"/>
+          </w:tcPr>
+          <w:p>
+            <w:r/>
+            <w:r>
+              <w:rPr>
+                <w:sz w:val="18"/>
+              </w:rPr>
+              <w:t>目标序列内某用例行的下半部分</w:t>
+            </w:r>
+          </w:p>
+        </w:tc>
+        <w:tc>
+          <w:tcPr>
+            <w:tcW w:type="dxa" w:w="4680"/>
+          </w:tcPr>
+          <w:p>
+            <w:r/>
+            <w:r>
+              <w:rPr>
+                <w:sz w:val="18"/>
+              </w:rPr>
+              <w:t>插入到该用例之后</w:t>
+            </w:r>
+          </w:p>
+        </w:tc>
+      </w:tr>
+    </w:tbl>
+    <w:p/>
+    <w:p>
+      <w:pPr>
+        <w:ind w:left="567"/>
+        <w:pBdr>
+          <w:left w:val="single" w:sz="12" w:space="4" w:color="CCCCCC"/>
+        </w:pBdr>
+      </w:pPr>
+      <w:r>
+        <w:rPr>
+          <w:color w:val="666666"/>
+          <w:sz w:val="20"/>
+        </w:rPr>
+        <w:t>拖拽是「移动」而非「复制」，原序列中的用例会被移除；跨序列执行顺序会随之改变。</w:t>
+      </w:r>
+    </w:p>
+    <w:p>
+      <w:pPr>
+        <w:pStyle w:val="Heading4"/>
+      </w:pPr>
+      <w:r>
+        <w:t>复制 / 粘贴用例</w:t>
+      </w:r>
+    </w:p>
+    <w:p>
+      <w:r>
+        <w:rPr>
+          <w:sz w:val="21"/>
+        </w:rPr>
+        <w:t>右键用例选择【复制用例】→ 右键目标序列选择【粘贴用例】，即可跨序列复制（保留原用例）。</w:t>
+      </w:r>
+    </w:p>
+    <w:p>
+      <w:pPr>
+        <w:pStyle w:val="Heading4"/>
+      </w:pPr>
+      <w:r>
+        <w:t>跳过序列（整序列不执行）</w:t>
+      </w:r>
+    </w:p>
+    <w:p>
+      <w:r>
+        <w:rPr>
+          <w:sz w:val="21"/>
+        </w:rPr>
+        <w:t>右键序列行 → 勾选【跳过该序列】：</w:t>
+      </w:r>
+    </w:p>
+    <w:p>
+      <w:r>
+        <w:rPr>
+          <w:sz w:val="21"/>
+        </w:rPr>
+        <w:t xml:space="preserve">  •  勾选后该序列所有用例在执行时</w:t>
+      </w:r>
+      <w:r>
+        <w:rPr>
+          <w:b/>
+          <w:sz w:val="21"/>
+        </w:rPr>
+        <w:t>不会执行</w:t>
+      </w:r>
+      <w:r>
+        <w:rPr>
+          <w:sz w:val="21"/>
+        </w:rPr>
+        <w:t>，统一标记为「跳过」，不计入合格/不合格统计</w:t>
+      </w:r>
+    </w:p>
+    <w:p>
+      <w:r>
+        <w:rPr>
+          <w:sz w:val="21"/>
+        </w:rPr>
+        <w:t xml:space="preserve">  •  树中该序列显示灰色并标注「[跳过]」，执行页面序列名后同样显示「[跳过]」</w:t>
+      </w:r>
+    </w:p>
+    <w:p>
+      <w:r>
+        <w:rPr>
+          <w:sz w:val="21"/>
+        </w:rPr>
+        <w:t xml:space="preserve">  •  再次右键取消勾选即可恢复执行</w:t>
+      </w:r>
+    </w:p>
+    <w:p>
+      <w:r>
+        <w:rPr>
+          <w:sz w:val="21"/>
+        </w:rPr>
+        <w:t xml:space="preserve">  •  该设置随计划保存</w:t>
       </w:r>
     </w:p>
     <w:p>
@@ -2061,6 +2694,36 @@
               <w:rPr>
                 <w:sz w:val="18"/>
               </w:rPr>
+              <w:t>循环测试模式（耐久测试）</w:t>
+            </w:r>
+          </w:p>
+        </w:tc>
+        <w:tc>
+          <w:tcPr>
+            <w:tcW w:type="dxa" w:w="4680"/>
+          </w:tcPr>
+          <w:p>
+            <w:r/>
+            <w:r>
+              <w:rPr>
+                <w:sz w:val="18"/>
+              </w:rPr>
+              <w:t>开关：勾选后一轮结束自动循环执行，直到手动停止/退出；启用需输入授权密码。仅限特殊测试需求（如耐久测试）使用，勿随意开启。每轮结束计入生产统计并生成该轮报告</w:t>
+            </w:r>
+          </w:p>
+        </w:tc>
+      </w:tr>
+      <w:tr>
+        <w:tc>
+          <w:tcPr>
+            <w:tcW w:type="dxa" w:w="4680"/>
+          </w:tcPr>
+          <w:p>
+            <w:r/>
+            <w:r>
+              <w:rPr>
+                <w:sz w:val="18"/>
+              </w:rPr>
               <w:t>当前批次</w:t>
             </w:r>
           </w:p>
@@ -2075,7 +2738,7 @@
               <w:rPr>
                 <w:sz w:val="18"/>
               </w:rPr>
-              <w:t>批次号，随上报数据发送</w:t>
+              <w:t>批次号，随 JSON 上报的 batchId 发送</w:t>
             </w:r>
           </w:p>
         </w:tc>
@@ -2105,37 +2768,7 @@
               <w:rPr>
                 <w:sz w:val="18"/>
               </w:rPr>
-              <w:t>本地 / 远程</w:t>
-            </w:r>
-          </w:p>
-        </w:tc>
-      </w:tr>
-      <w:tr>
-        <w:tc>
-          <w:tcPr>
-            <w:tcW w:type="dxa" w:w="4680"/>
-          </w:tcPr>
-          <w:p>
-            <w:r/>
-            <w:r>
-              <w:rPr>
-                <w:sz w:val="18"/>
-              </w:rPr>
-              <w:t>远程存储报告和日志</w:t>
-            </w:r>
-          </w:p>
-        </w:tc>
-        <w:tc>
-          <w:tcPr>
-            <w:tcW w:type="dxa" w:w="4680"/>
-          </w:tcPr>
-          <w:p>
-            <w:r/>
-            <w:r>
-              <w:rPr>
-                <w:sz w:val="18"/>
-              </w:rPr>
-              <w:t>开关 + 上传服务器地址</w:t>
+              <w:t>本地 / 远程；远程模式下每轮结束发送 MES 结果汇总</w:t>
             </w:r>
           </w:p>
         </w:tc>
@@ -2165,7 +2798,7 @@
               <w:rPr>
                 <w:sz w:val="18"/>
               </w:rPr>
-              <w:t>开关 + 上报接口地址</w:t>
+              <w:t>开关 + 上报接口地址；每轮测试结束将本轮所有用例结果打包 POST 一次（multipart/form-data，det_data 为真实 JSON 对象，log_file 日志仅检测失败时上传）</w:t>
             </w:r>
           </w:p>
         </w:tc>
@@ -2181,7 +2814,7 @@
               <w:rPr>
                 <w:sz w:val="18"/>
               </w:rPr>
-              <w:t>MES 服务器地址</w:t>
+              <w:t>产品系列ID（seriesId）</w:t>
             </w:r>
           </w:p>
         </w:tc>
@@ -2195,7 +2828,7 @@
               <w:rPr>
                 <w:sz w:val="18"/>
               </w:rPr>
-              <w:t>MES 交互地址</w:t>
+              <w:t>产品系列ID，随 JSON 上报的 seriesId 字段</w:t>
             </w:r>
           </w:p>
         </w:tc>
@@ -2211,7 +2844,7 @@
               <w:rPr>
                 <w:sz w:val="18"/>
               </w:rPr>
-              <w:t>上传服务器地址</w:t>
+              <w:t>总装线标识（isFinal）</w:t>
             </w:r>
           </w:p>
         </w:tc>
@@ -2225,7 +2858,157 @@
               <w:rPr>
                 <w:sz w:val="18"/>
               </w:rPr>
-              <w:t>报告/日志上传地址</w:t>
+              <w:t>开关：勾选表示当前为总装线，需上传 finalBom；分装线可不传</w:t>
+            </w:r>
+          </w:p>
+        </w:tc>
+      </w:tr>
+      <w:tr>
+        <w:tc>
+          <w:tcPr>
+            <w:tcW w:type="dxa" w:w="4680"/>
+          </w:tcPr>
+          <w:p>
+            <w:r/>
+            <w:r>
+              <w:rPr>
+                <w:sz w:val="18"/>
+              </w:rPr>
+              <w:t>服务器用户名 / 密码</w:t>
+            </w:r>
+          </w:p>
+        </w:tc>
+        <w:tc>
+          <w:tcPr>
+            <w:tcW w:type="dxa" w:w="4680"/>
+          </w:tcPr>
+          <w:p>
+            <w:r/>
+            <w:r>
+              <w:rPr>
+                <w:sz w:val="18"/>
+              </w:rPr>
+              <w:t>逐用例 JSON 上报与 MES 上报的 HTTP 基本认证；留空则不发送认证头</w:t>
+            </w:r>
+          </w:p>
+        </w:tc>
+      </w:tr>
+      <w:tr>
+        <w:tc>
+          <w:tcPr>
+            <w:tcW w:type="dxa" w:w="4680"/>
+          </w:tcPr>
+          <w:p>
+            <w:r/>
+            <w:r>
+              <w:rPr>
+                <w:sz w:val="18"/>
+              </w:rPr>
+              <w:t>Token 认证</w:t>
+            </w:r>
+          </w:p>
+        </w:tc>
+        <w:tc>
+          <w:tcPr>
+            <w:tcW w:type="dxa" w:w="4680"/>
+          </w:tcPr>
+          <w:p>
+            <w:r/>
+            <w:r>
+              <w:rPr>
+                <w:sz w:val="18"/>
+              </w:rPr>
+              <w:t>开关：启用后启动测试时先请求登录接口获取 Token，再携带 Token 上报（默认请求头 `Authorization: Bearer &lt;token&gt;`），优先于基本认证，获 Token 失败时回退基本认证。可配置登录接口地址、登录用户名/密码、Token 字段名/前缀</w:t>
+            </w:r>
+          </w:p>
+        </w:tc>
+      </w:tr>
+      <w:tr>
+        <w:tc>
+          <w:tcPr>
+            <w:tcW w:type="dxa" w:w="4680"/>
+          </w:tcPr>
+          <w:p>
+            <w:r/>
+            <w:r>
+              <w:rPr>
+                <w:sz w:val="18"/>
+              </w:rPr>
+              <w:t>MES 服务器地址 / 上报交互接口</w:t>
+            </w:r>
+          </w:p>
+        </w:tc>
+        <w:tc>
+          <w:tcPr>
+            <w:tcW w:type="dxa" w:w="4680"/>
+          </w:tcPr>
+          <w:p>
+            <w:r/>
+            <w:r>
+              <w:rPr>
+                <w:sz w:val="18"/>
+              </w:rPr>
+              <w:t>MES 结果汇总接口</w:t>
+            </w:r>
+          </w:p>
+        </w:tc>
+      </w:tr>
+      <w:tr>
+        <w:tc>
+          <w:tcPr>
+            <w:tcW w:type="dxa" w:w="4680"/>
+          </w:tcPr>
+          <w:p>
+            <w:r/>
+            <w:r>
+              <w:rPr>
+                <w:sz w:val="18"/>
+              </w:rPr>
+              <w:t>远程文件服务器地址</w:t>
+            </w:r>
+          </w:p>
+        </w:tc>
+        <w:tc>
+          <w:tcPr>
+            <w:tcW w:type="dxa" w:w="4680"/>
+          </w:tcPr>
+          <w:p>
+            <w:r/>
+            <w:r>
+              <w:rPr>
+                <w:sz w:val="18"/>
+              </w:rPr>
+              <w:t>报告/日志文件上传地址；上传内容可选 both/report_only/log_only，上传策略 always/on_failure（默认 both / always；on_failure 即仅测试失败时上传）</w:t>
+            </w:r>
+          </w:p>
+        </w:tc>
+      </w:tr>
+      <w:tr>
+        <w:tc>
+          <w:tcPr>
+            <w:tcW w:type="dxa" w:w="4680"/>
+          </w:tcPr>
+          <w:p>
+            <w:r/>
+            <w:r>
+              <w:rPr>
+                <w:sz w:val="18"/>
+              </w:rPr>
+              <w:t>远程数据库IP / 目标表名 / 上报报文模板</w:t>
+            </w:r>
+          </w:p>
+        </w:tc>
+        <w:tc>
+          <w:tcPr>
+            <w:tcW w:type="dxa" w:w="4680"/>
+          </w:tcPr>
+          <w:p>
+            <w:r/>
+            <w:r>
+              <w:rPr>
+                <w:sz w:val="18"/>
+              </w:rPr>
+              <w:t>远程数据库与 MES 报文扩展配置</w:t>
             </w:r>
           </w:p>
         </w:tc>
@@ -2440,7 +3223,7 @@
               <w:rPr>
                 <w:sz w:val="18"/>
               </w:rPr>
-              <w:t>UI 字体大小</w:t>
+              <w:t>管理页面字体大小</w:t>
             </w:r>
           </w:p>
         </w:tc>
@@ -2454,7 +3237,7 @@
               <w:rPr>
                 <w:sz w:val="18"/>
               </w:rPr>
-              <w:t>全局字体缩放</w:t>
+              <w:t>管理页全局字体字号</w:t>
             </w:r>
           </w:p>
         </w:tc>
@@ -2468,7 +3251,7 @@
               <w:rPr>
                 <w:sz w:val="18"/>
               </w:rPr>
-              <w:t>10</w:t>
+              <w:t>18</w:t>
             </w:r>
           </w:p>
         </w:tc>
@@ -2484,7 +3267,7 @@
               <w:rPr>
                 <w:sz w:val="18"/>
               </w:rPr>
-              <w:t>主窗口尺寸</w:t>
+              <w:t>执行页面字体大小</w:t>
             </w:r>
           </w:p>
         </w:tc>
@@ -2498,7 +3281,7 @@
               <w:rPr>
                 <w:sz w:val="18"/>
               </w:rPr>
-              <w:t>宽 x 高</w:t>
+              <w:t>执行页全局字体字号（缩放基准）</w:t>
             </w:r>
           </w:p>
         </w:tc>
@@ -2512,7 +3295,51 @@
               <w:rPr>
                 <w:sz w:val="18"/>
               </w:rPr>
-              <w:t>1280 x 800</w:t>
+              <w:t>20</w:t>
+            </w:r>
+          </w:p>
+        </w:tc>
+      </w:tr>
+      <w:tr>
+        <w:tc>
+          <w:tcPr>
+            <w:tcW w:type="dxa" w:w="3120"/>
+          </w:tcPr>
+          <w:p>
+            <w:r/>
+            <w:r>
+              <w:rPr>
+                <w:sz w:val="18"/>
+              </w:rPr>
+              <w:t>执行页小字体号(px)</w:t>
+            </w:r>
+          </w:p>
+        </w:tc>
+        <w:tc>
+          <w:tcPr>
+            <w:tcW w:type="dxa" w:w="3120"/>
+          </w:tcPr>
+          <w:p>
+            <w:r/>
+            <w:r>
+              <w:rPr>
+                <w:sz w:val="18"/>
+              </w:rPr>
+              <w:t>执行页小字控件字号</w:t>
+            </w:r>
+          </w:p>
+        </w:tc>
+        <w:tc>
+          <w:tcPr>
+            <w:tcW w:type="dxa" w:w="3120"/>
+          </w:tcPr>
+          <w:p>
+            <w:r/>
+            <w:r>
+              <w:rPr>
+                <w:sz w:val="18"/>
+              </w:rPr>
+              <w:t>20</w:t>
             </w:r>
           </w:p>
         </w:tc>
@@ -2605,6 +3432,226 @@
           </w:p>
         </w:tc>
       </w:tr>
+      <w:tr>
+        <w:tc>
+          <w:tcPr>
+            <w:tcW w:type="dxa" w:w="3120"/>
+          </w:tcPr>
+          <w:p>
+            <w:r/>
+            <w:r>
+              <w:rPr>
+                <w:sz w:val="18"/>
+              </w:rPr>
+              <w:t>工位ID</w:t>
+            </w:r>
+          </w:p>
+        </w:tc>
+        <w:tc>
+          <w:tcPr>
+            <w:tcW w:type="dxa" w:w="3120"/>
+          </w:tcPr>
+          <w:p>
+            <w:r/>
+            <w:r>
+              <w:rPr>
+                <w:sz w:val="18"/>
+              </w:rPr>
+              <w:t>随上报数据的 stationId</w:t>
+            </w:r>
+          </w:p>
+        </w:tc>
+        <w:tc>
+          <w:tcPr>
+            <w:tcW w:type="dxa" w:w="3120"/>
+          </w:tcPr>
+          <w:p>
+            <w:r/>
+            <w:r>
+              <w:rPr>
+                <w:sz w:val="18"/>
+              </w:rPr>
+              <w:t>01</w:t>
+            </w:r>
+          </w:p>
+        </w:tc>
+      </w:tr>
+      <w:tr>
+        <w:tc>
+          <w:tcPr>
+            <w:tcW w:type="dxa" w:w="3120"/>
+          </w:tcPr>
+          <w:p>
+            <w:r/>
+            <w:r>
+              <w:rPr>
+                <w:sz w:val="18"/>
+              </w:rPr>
+              <w:t>工位名称</w:t>
+            </w:r>
+          </w:p>
+        </w:tc>
+        <w:tc>
+          <w:tcPr>
+            <w:tcW w:type="dxa" w:w="3120"/>
+          </w:tcPr>
+          <w:p>
+            <w:r/>
+            <w:r>
+              <w:rPr>
+                <w:sz w:val="18"/>
+              </w:rPr>
+              <w:t>执行页顶部标题，随上报的 stationName</w:t>
+            </w:r>
+          </w:p>
+        </w:tc>
+        <w:tc>
+          <w:tcPr>
+            <w:tcW w:type="dxa" w:w="3120"/>
+          </w:tcPr>
+          <w:p>
+            <w:r/>
+            <w:r>
+              <w:rPr>
+                <w:sz w:val="18"/>
+              </w:rPr>
+              <w:t>机器人测试01工位</w:t>
+            </w:r>
+          </w:p>
+        </w:tc>
+      </w:tr>
+      <w:tr>
+        <w:tc>
+          <w:tcPr>
+            <w:tcW w:type="dxa" w:w="3120"/>
+          </w:tcPr>
+          <w:p>
+            <w:r/>
+            <w:r>
+              <w:rPr>
+                <w:sz w:val="18"/>
+              </w:rPr>
+              <w:t>产线ID（lineId）</w:t>
+            </w:r>
+          </w:p>
+        </w:tc>
+        <w:tc>
+          <w:tcPr>
+            <w:tcW w:type="dxa" w:w="3120"/>
+          </w:tcPr>
+          <w:p>
+            <w:r/>
+            <w:r>
+              <w:rPr>
+                <w:sz w:val="18"/>
+              </w:rPr>
+              <w:t>随 JSON 上报的 lineId 字段</w:t>
+            </w:r>
+          </w:p>
+        </w:tc>
+        <w:tc>
+          <w:tcPr>
+            <w:tcW w:type="dxa" w:w="3120"/>
+          </w:tcPr>
+          <w:p>
+            <w:r/>
+            <w:r>
+              <w:rPr>
+                <w:sz w:val="18"/>
+              </w:rPr>
+              <w:t>空</w:t>
+            </w:r>
+          </w:p>
+        </w:tc>
+      </w:tr>
+      <w:tr>
+        <w:tc>
+          <w:tcPr>
+            <w:tcW w:type="dxa" w:w="3120"/>
+          </w:tcPr>
+          <w:p>
+            <w:r/>
+            <w:r>
+              <w:rPr>
+                <w:sz w:val="18"/>
+              </w:rPr>
+              <w:t>报告保留天数</w:t>
+            </w:r>
+          </w:p>
+        </w:tc>
+        <w:tc>
+          <w:tcPr>
+            <w:tcW w:type="dxa" w:w="3120"/>
+          </w:tcPr>
+          <w:p>
+            <w:r/>
+            <w:r>
+              <w:rPr>
+                <w:sz w:val="18"/>
+              </w:rPr>
+              <w:t>本地 HTML 报告保留天数（超过自动删除）</w:t>
+            </w:r>
+          </w:p>
+        </w:tc>
+        <w:tc>
+          <w:tcPr>
+            <w:tcW w:type="dxa" w:w="3120"/>
+          </w:tcPr>
+          <w:p>
+            <w:r/>
+            <w:r>
+              <w:rPr>
+                <w:sz w:val="18"/>
+              </w:rPr>
+              <w:t>1</w:t>
+            </w:r>
+          </w:p>
+        </w:tc>
+      </w:tr>
+      <w:tr>
+        <w:tc>
+          <w:tcPr>
+            <w:tcW w:type="dxa" w:w="3120"/>
+          </w:tcPr>
+          <w:p>
+            <w:r/>
+            <w:r>
+              <w:rPr>
+                <w:sz w:val="18"/>
+              </w:rPr>
+              <w:t>待上报数据保留天数</w:t>
+            </w:r>
+          </w:p>
+        </w:tc>
+        <w:tc>
+          <w:tcPr>
+            <w:tcW w:type="dxa" w:w="3120"/>
+          </w:tcPr>
+          <w:p>
+            <w:r/>
+            <w:r>
+              <w:rPr>
+                <w:sz w:val="18"/>
+              </w:rPr>
+              <w:t>`data/pending_uploads/` 失败暂存数据保留天数（超过自动删除）</w:t>
+            </w:r>
+          </w:p>
+        </w:tc>
+        <w:tc>
+          <w:tcPr>
+            <w:tcW w:type="dxa" w:w="3120"/>
+          </w:tcPr>
+          <w:p>
+            <w:r/>
+            <w:r>
+              <w:rPr>
+                <w:sz w:val="18"/>
+              </w:rPr>
+              <w:t>2</w:t>
+            </w:r>
+          </w:p>
+        </w:tc>
+      </w:tr>
     </w:tbl>
     <w:p/>
     <w:p>
@@ -2612,7 +3659,7 @@
         <w:rPr>
           <w:sz w:val="21"/>
         </w:rPr>
-        <w:t>点击【保存设置】后【应用】生效。</w:t>
+        <w:t>点击【保存设置】或【应用】即时生效并保存（主窗口始终全屏显示，不再配置窗口尺寸）。</w:t>
       </w:r>
     </w:p>
     <w:p>
@@ -2817,6 +3864,27 @@
       </w:r>
     </w:p>
     <w:p>
+      <w:r>
+        <w:rPr>
+          <w:sz w:val="21"/>
+        </w:rPr>
+        <w:t xml:space="preserve">    •  多序列时，可直接</w:t>
+      </w:r>
+      <w:r>
+        <w:rPr>
+          <w:b/>
+          <w:sz w:val="21"/>
+        </w:rPr>
+        <w:t>拖拽</w:t>
+      </w:r>
+      <w:r>
+        <w:rPr>
+          <w:sz w:val="21"/>
+        </w:rPr>
+        <w:t>用例到其它序列甚至在序列间调整顺序（见「4.1 拖拽移动用例」）；右键序列还可勾选【跳过该序列】让整序列不执行</w:t>
+      </w:r>
+    </w:p>
+    <w:p>
       <w:pPr>
         <w:pStyle w:val="Heading3"/>
       </w:pPr>
@@ -3112,7 +4180,7 @@
         <w:rPr>
           <w:sz w:val="21"/>
         </w:rPr>
-        <w:t xml:space="preserve">    •  若需认证，填写用户名和密码</w:t>
+        <w:t xml:space="preserve">    •  若需认证：可填写服务器用户名/密码（HTTP 基本认证），或勾选启用「Token 认证」并填写登录接口地址等（Token 认证优先）</w:t>
       </w:r>
     </w:p>
     <w:p>
@@ -3216,7 +4284,7 @@
         <w:rPr>
           <w:sz w:val="21"/>
         </w:rPr>
-        <w:t xml:space="preserve"> 本地只保留当天的报告和日志，历史文件自动删除。</w:t>
+        <w:t xml:space="preserve"> 本地报告与日志按「系统设置 → 报告保留天数」自动删除（默认 1 天，即只保留当天）。</w:t>
       </w:r>
     </w:p>
     <w:p>
@@ -3524,6 +4592,50 @@
           </w:p>
         </w:tc>
       </w:tr>
+      <w:tr>
+        <w:tc>
+          <w:tcPr>
+            <w:tcW w:type="dxa" w:w="3120"/>
+          </w:tcPr>
+          <w:p>
+            <w:r/>
+            <w:r>
+              <w:rPr>
+                <w:sz w:val="18"/>
+              </w:rPr>
+              <w:t>F11</w:t>
+            </w:r>
+          </w:p>
+        </w:tc>
+        <w:tc>
+          <w:tcPr>
+            <w:tcW w:type="dxa" w:w="3120"/>
+          </w:tcPr>
+          <w:p>
+            <w:r/>
+            <w:r>
+              <w:rPr>
+                <w:sz w:val="18"/>
+              </w:rPr>
+              <w:t>切换全屏 / 窗口模式</w:t>
+            </w:r>
+          </w:p>
+        </w:tc>
+        <w:tc>
+          <w:tcPr>
+            <w:tcW w:type="dxa" w:w="3120"/>
+          </w:tcPr>
+          <w:p>
+            <w:r/>
+            <w:r>
+              <w:rPr>
+                <w:sz w:val="18"/>
+              </w:rPr>
+              <w:t>全部</w:t>
+            </w:r>
+          </w:p>
+        </w:tc>
+      </w:tr>
     </w:tbl>
     <w:p/>
     <w:p>
@@ -3665,7 +4777,7 @@
         <w:rPr>
           <w:sz w:val="21"/>
         </w:rPr>
-        <w:t>不会。软件本地只保留当天文件，自动清理历史。如需长期归档，请开启远程存储。</w:t>
+        <w:t>不会。软件按「系统设置 → 报告保留天数」自动删除本地报告与日志（默认保留当天）。如需长期归档，请开启远程存储。</w:t>
       </w:r>
     </w:p>
     <w:p>
@@ -4013,7 +5125,7 @@
         <w:rPr>
           <w:sz w:val="21"/>
         </w:rPr>
-        <w:t>，下次运行自动重试</w:t>
+        <w:t>，后续每次测试开始时自动续传（单次最多重试 3 次，每次间隔 1 秒；累计重试 3 次仍失败则跳过并继续保留数据）</w:t>
       </w:r>
     </w:p>
     <w:sectPr>
